--- a/automato/SIS.docx
+++ b/automato/SIS.docx
@@ -236,7 +236,6 @@
         <w:tc>
           <w:tcPr>
             <w:tcW w:w="2790" w:type="dxa"/>
-            <w:vMerge w:val="restart"/>
             <w:tcBorders>
               <w:top w:val="single" w:sz="6" w:space="0" w:color="4F81BD"/>
               <w:left w:val="single" w:sz="6" w:space="0" w:color="4F81BD"/>
@@ -267,15 +266,16 @@
               </w:rPr>
               <w:t>Sigla:</w:t>
             </w:r>
-          </w:p>
-          <w:p>
-            <w:pPr>
-              <w:jc w:val="center"/>
-              <w:rPr>
-                <w:sz w:val="28"/>
-                <w:szCs w:val="28"/>
-              </w:rPr>
-            </w:pPr>
+            <w:r>
+              <w:rPr>
+                <w:rFonts w:ascii="Arial" w:eastAsia="Arial" w:hAnsi="Arial" w:cs="Arial"/>
+                <w:b/>
+                <w:bCs/>
+                <w:sz w:val="24"/>
+                <w:szCs w:val="24"/>
+              </w:rPr>
+              <w:t xml:space="preserve"> </w:t>
+            </w:r>
             <w:r>
               <w:rPr>
                 <w:rFonts w:ascii="Arial" w:eastAsia="Arial" w:hAnsi="Arial" w:cs="Arial"/>
@@ -383,7 +383,6 @@
         <w:tc>
           <w:tcPr>
             <w:tcW w:w="2790" w:type="dxa"/>
-            <w:vMerge/>
             <w:tcBorders>
               <w:top w:val="single" w:sz="6" w:space="0" w:color="4F81BD"/>
               <w:left w:val="single" w:sz="6" w:space="0" w:color="4F81BD"/>
@@ -404,14 +403,25 @@
                 <w:between w:val="nil"/>
               </w:pBdr>
               <w:spacing w:line="276" w:lineRule="auto"/>
-              <w:rPr>
-                <w:rFonts w:ascii="Arial" w:eastAsia="Arial" w:hAnsi="Arial" w:cs="Arial"/>
-                <w:b/>
-                <w:bCs/>
-                <w:sz w:val="24"/>
-                <w:szCs w:val="24"/>
-              </w:rPr>
-            </w:pPr>
+              <w:jc w:val="center"/>
+              <w:rPr>
+                <w:rFonts w:ascii="Arial" w:eastAsia="Arial" w:hAnsi="Arial" w:cs="Arial"/>
+                <w:b/>
+                <w:bCs/>
+                <w:sz w:val="24"/>
+                <w:szCs w:val="24"/>
+              </w:rPr>
+            </w:pPr>
+            <w:r>
+              <w:rPr>
+                <w:rFonts w:ascii="Arial" w:eastAsia="Arial" w:hAnsi="Arial" w:cs="Arial"/>
+                <w:b/>
+                <w:bCs/>
+                <w:sz w:val="24"/>
+                <w:szCs w:val="24"/>
+              </w:rPr>
+              <w:t>Número lição: 1</w:t>
+            </w:r>
           </w:p>
         </w:tc>
         <w:tc>
@@ -495,7 +505,6 @@
         <w:tc>
           <w:tcPr>
             <w:tcW w:w="2790" w:type="dxa"/>
-            <w:vMerge/>
             <w:tcBorders>
               <w:top w:val="single" w:sz="6" w:space="0" w:color="4F81BD"/>
               <w:left w:val="single" w:sz="6" w:space="0" w:color="4F81BD"/>
@@ -516,6 +525,7 @@
                 <w:between w:val="nil"/>
               </w:pBdr>
               <w:spacing w:line="276" w:lineRule="auto"/>
+              <w:jc w:val="center"/>
               <w:rPr>
                 <w:rFonts w:ascii="Arial" w:eastAsia="Arial" w:hAnsi="Arial" w:cs="Arial"/>
                 <w:sz w:val="24"/>
@@ -695,17 +705,7 @@
                 <w:sz w:val="24"/>
                 <w:szCs w:val="24"/>
               </w:rPr>
-              <w:t xml:space="preserve">Tópico </w:t>
-            </w:r>
-            <w:r>
-              <w:rPr>
-                <w:rFonts w:ascii="Arial" w:eastAsia="Arial" w:hAnsi="Arial" w:cs="Arial"/>
-                <w:b/>
-                <w:bCs/>
-                <w:sz w:val="24"/>
-                <w:szCs w:val="24"/>
-              </w:rPr>
-              <w:t>0</w:t>
+              <w:t>Tópico 0</w:t>
             </w:r>
           </w:p>
         </w:tc>
@@ -4023,17 +4023,7 @@
                 <w:sz w:val="24"/>
                 <w:szCs w:val="24"/>
               </w:rPr>
-              <w:t xml:space="preserve">Tópico </w:t>
-            </w:r>
-            <w:r>
-              <w:rPr>
-                <w:rFonts w:ascii="Arial" w:eastAsia="Arial" w:hAnsi="Arial" w:cs="Arial"/>
-                <w:b/>
-                <w:bCs/>
-                <w:sz w:val="24"/>
-                <w:szCs w:val="24"/>
-              </w:rPr>
-              <w:t>2</w:t>
+              <w:t>Tópico 2</w:t>
             </w:r>
           </w:p>
         </w:tc>

--- a/automato/SIS.docx
+++ b/automato/SIS.docx
@@ -139,7 +139,8 @@
         <w:tblLook w:val="0000" w:firstRow="0" w:lastRow="0" w:firstColumn="0" w:lastColumn="0" w:noHBand="0" w:noVBand="0"/>
       </w:tblPr>
       <w:tblGrid>
-        <w:gridCol w:w="2790"/>
+        <w:gridCol w:w="1833"/>
+        <w:gridCol w:w="957"/>
         <w:gridCol w:w="4725"/>
         <w:gridCol w:w="3720"/>
         <w:gridCol w:w="4335"/>
@@ -151,7 +152,7 @@
         <w:tc>
           <w:tcPr>
             <w:tcW w:w="15570" w:type="dxa"/>
-            <w:gridSpan w:val="4"/>
+            <w:gridSpan w:val="5"/>
             <w:tcBorders>
               <w:top w:val="single" w:sz="8" w:space="0" w:color="4F81BD"/>
               <w:left w:val="single" w:sz="8" w:space="0" w:color="4F81BD"/>
@@ -193,7 +194,42 @@
         </w:trPr>
         <w:tc>
           <w:tcPr>
-            <w:tcW w:w="15570" w:type="dxa"/>
+            <w:tcW w:w="1833" w:type="dxa"/>
+            <w:tcBorders>
+              <w:top w:val="single" w:sz="6" w:space="0" w:color="4F81BD"/>
+              <w:left w:val="single" w:sz="6" w:space="0" w:color="4F81BD"/>
+              <w:bottom w:val="single" w:sz="6" w:space="0" w:color="4F81BD"/>
+              <w:right w:val="single" w:sz="6" w:space="0" w:color="4F81BD"/>
+            </w:tcBorders>
+            <w:shd w:val="clear" w:color="auto" w:fill="B8CCE4"/>
+            <w:vAlign w:val="center"/>
+          </w:tcPr>
+          <w:p>
+            <w:pPr>
+              <w:jc w:val="center"/>
+              <w:rPr>
+                <w:rFonts w:ascii="Arial" w:eastAsia="Arial" w:hAnsi="Arial" w:cs="Arial"/>
+                <w:b/>
+                <w:bCs/>
+                <w:sz w:val="24"/>
+                <w:szCs w:val="24"/>
+              </w:rPr>
+            </w:pPr>
+            <w:r>
+              <w:rPr>
+                <w:rFonts w:ascii="Arial" w:eastAsia="Arial" w:hAnsi="Arial" w:cs="Arial"/>
+                <w:b/>
+                <w:bCs/>
+                <w:sz w:val="24"/>
+                <w:szCs w:val="24"/>
+              </w:rPr>
+              <w:t>Nome Lição</w:t>
+            </w:r>
+          </w:p>
+        </w:tc>
+        <w:tc>
+          <w:tcPr>
+            <w:tcW w:w="13737" w:type="dxa"/>
             <w:gridSpan w:val="4"/>
             <w:tcBorders>
               <w:top w:val="single" w:sz="6" w:space="0" w:color="4F81BD"/>
@@ -206,24 +242,23 @@
           </w:tcPr>
           <w:p>
             <w:pPr>
-              <w:jc w:val="center"/>
-              <w:rPr>
-                <w:rFonts w:ascii="Arial" w:eastAsia="Arial" w:hAnsi="Arial" w:cs="Arial"/>
-                <w:b/>
-                <w:bCs/>
-                <w:sz w:val="24"/>
-                <w:szCs w:val="24"/>
-              </w:rPr>
-            </w:pPr>
-            <w:r>
-              <w:rPr>
-                <w:rFonts w:ascii="Arial" w:eastAsia="Arial" w:hAnsi="Arial" w:cs="Arial"/>
-                <w:b/>
-                <w:bCs/>
-                <w:sz w:val="24"/>
-                <w:szCs w:val="24"/>
-              </w:rPr>
-              <w:t>PROMOÇÃO DE SAÚDE DA PESSOA IDOSA</w:t>
+              <w:rPr>
+                <w:rFonts w:ascii="Arial" w:eastAsia="Arial" w:hAnsi="Arial" w:cs="Arial"/>
+                <w:b/>
+                <w:bCs/>
+                <w:sz w:val="24"/>
+                <w:szCs w:val="24"/>
+              </w:rPr>
+            </w:pPr>
+            <w:r>
+              <w:rPr>
+                <w:rFonts w:ascii="Arial" w:eastAsia="Arial" w:hAnsi="Arial" w:cs="Arial"/>
+                <w:b/>
+                <w:bCs/>
+                <w:sz w:val="24"/>
+                <w:szCs w:val="24"/>
+              </w:rPr>
+              <w:t>Instalações Prediais De Esgotamento Sanitário</w:t>
             </w:r>
           </w:p>
         </w:tc>
@@ -235,7 +270,7 @@
         </w:trPr>
         <w:tc>
           <w:tcPr>
-            <w:tcW w:w="2790" w:type="dxa"/>
+            <w:tcW w:w="1833" w:type="dxa"/>
             <w:tcBorders>
               <w:top w:val="single" w:sz="6" w:space="0" w:color="4F81BD"/>
               <w:left w:val="single" w:sz="6" w:space="0" w:color="4F81BD"/>
@@ -266,16 +301,31 @@
               </w:rPr>
               <w:t>Sigla:</w:t>
             </w:r>
-            <w:r>
-              <w:rPr>
-                <w:rFonts w:ascii="Arial" w:eastAsia="Arial" w:hAnsi="Arial" w:cs="Arial"/>
-                <w:b/>
-                <w:bCs/>
-                <w:sz w:val="24"/>
-                <w:szCs w:val="24"/>
-              </w:rPr>
-              <w:t xml:space="preserve"> </w:t>
-            </w:r>
+          </w:p>
+        </w:tc>
+        <w:tc>
+          <w:tcPr>
+            <w:tcW w:w="957" w:type="dxa"/>
+            <w:tcBorders>
+              <w:top w:val="single" w:sz="6" w:space="0" w:color="4F81BD"/>
+              <w:left w:val="single" w:sz="6" w:space="0" w:color="4F81BD"/>
+              <w:bottom w:val="single" w:sz="6" w:space="0" w:color="4F81BD"/>
+              <w:right w:val="single" w:sz="6" w:space="0" w:color="4F81BD"/>
+            </w:tcBorders>
+            <w:shd w:val="clear" w:color="auto" w:fill="B8CCE4"/>
+            <w:vAlign w:val="center"/>
+          </w:tcPr>
+          <w:p>
+            <w:pPr>
+              <w:jc w:val="center"/>
+              <w:rPr>
+                <w:rFonts w:ascii="Arial" w:eastAsia="Arial" w:hAnsi="Arial" w:cs="Arial"/>
+                <w:b/>
+                <w:bCs/>
+                <w:sz w:val="24"/>
+                <w:szCs w:val="24"/>
+              </w:rPr>
+            </w:pPr>
             <w:r>
               <w:rPr>
                 <w:rFonts w:ascii="Arial" w:eastAsia="Arial" w:hAnsi="Arial" w:cs="Arial"/>
@@ -382,7 +432,7 @@
         </w:trPr>
         <w:tc>
           <w:tcPr>
-            <w:tcW w:w="2790" w:type="dxa"/>
+            <w:tcW w:w="1833" w:type="dxa"/>
             <w:tcBorders>
               <w:top w:val="single" w:sz="6" w:space="0" w:color="4F81BD"/>
               <w:left w:val="single" w:sz="6" w:space="0" w:color="4F81BD"/>
@@ -420,7 +470,51 @@
                 <w:sz w:val="24"/>
                 <w:szCs w:val="24"/>
               </w:rPr>
-              <w:t>Número lição: 1</w:t>
+              <w:t>Número lição:</w:t>
+            </w:r>
+          </w:p>
+        </w:tc>
+        <w:tc>
+          <w:tcPr>
+            <w:tcW w:w="957" w:type="dxa"/>
+            <w:tcBorders>
+              <w:top w:val="single" w:sz="6" w:space="0" w:color="4F81BD"/>
+              <w:left w:val="single" w:sz="6" w:space="0" w:color="4F81BD"/>
+              <w:bottom w:val="single" w:sz="6" w:space="0" w:color="4F81BD"/>
+              <w:right w:val="single" w:sz="6" w:space="0" w:color="4F81BD"/>
+            </w:tcBorders>
+            <w:shd w:val="clear" w:color="auto" w:fill="B8CCE4"/>
+            <w:vAlign w:val="center"/>
+          </w:tcPr>
+          <w:p>
+            <w:pPr>
+              <w:widowControl w:val="0"/>
+              <w:pBdr>
+                <w:top w:val="nil"/>
+                <w:left w:val="nil"/>
+                <w:bottom w:val="nil"/>
+                <w:right w:val="nil"/>
+                <w:between w:val="nil"/>
+              </w:pBdr>
+              <w:spacing w:line="276" w:lineRule="auto"/>
+              <w:jc w:val="center"/>
+              <w:rPr>
+                <w:rFonts w:ascii="Arial" w:eastAsia="Arial" w:hAnsi="Arial" w:cs="Arial"/>
+                <w:b/>
+                <w:bCs/>
+                <w:sz w:val="24"/>
+                <w:szCs w:val="24"/>
+              </w:rPr>
+            </w:pPr>
+            <w:r>
+              <w:rPr>
+                <w:rFonts w:ascii="Arial" w:eastAsia="Arial" w:hAnsi="Arial" w:cs="Arial"/>
+                <w:b/>
+                <w:bCs/>
+                <w:sz w:val="24"/>
+                <w:szCs w:val="24"/>
+              </w:rPr>
+              <w:t>1</w:t>
             </w:r>
           </w:p>
         </w:tc>
@@ -504,7 +598,39 @@
         </w:trPr>
         <w:tc>
           <w:tcPr>
-            <w:tcW w:w="2790" w:type="dxa"/>
+            <w:tcW w:w="1833" w:type="dxa"/>
+            <w:tcBorders>
+              <w:top w:val="single" w:sz="6" w:space="0" w:color="4F81BD"/>
+              <w:left w:val="single" w:sz="6" w:space="0" w:color="4F81BD"/>
+              <w:bottom w:val="single" w:sz="6" w:space="0" w:color="4F81BD"/>
+              <w:right w:val="single" w:sz="6" w:space="0" w:color="4F81BD"/>
+            </w:tcBorders>
+            <w:shd w:val="clear" w:color="auto" w:fill="B8CCE4"/>
+            <w:vAlign w:val="center"/>
+          </w:tcPr>
+          <w:p>
+            <w:pPr>
+              <w:widowControl w:val="0"/>
+              <w:pBdr>
+                <w:top w:val="nil"/>
+                <w:left w:val="nil"/>
+                <w:bottom w:val="nil"/>
+                <w:right w:val="nil"/>
+                <w:between w:val="nil"/>
+              </w:pBdr>
+              <w:spacing w:line="276" w:lineRule="auto"/>
+              <w:jc w:val="center"/>
+              <w:rPr>
+                <w:rFonts w:ascii="Arial" w:eastAsia="Arial" w:hAnsi="Arial" w:cs="Arial"/>
+                <w:sz w:val="24"/>
+                <w:szCs w:val="24"/>
+              </w:rPr>
+            </w:pPr>
+          </w:p>
+        </w:tc>
+        <w:tc>
+          <w:tcPr>
+            <w:tcW w:w="957" w:type="dxa"/>
             <w:tcBorders>
               <w:top w:val="single" w:sz="6" w:space="0" w:color="4F81BD"/>
               <w:left w:val="single" w:sz="6" w:space="0" w:color="4F81BD"/>
@@ -1354,7 +1480,7 @@
                 <w:szCs w:val="24"/>
               </w:rPr>
               <w:drawing>
-                <wp:anchor distT="0" distB="0" distL="114300" distR="114300" simplePos="0" relativeHeight="251693056" behindDoc="0" locked="0" layoutInCell="1" allowOverlap="1" wp14:anchorId="5EEADF26" wp14:editId="737F8D38">
+                <wp:anchor distT="0" distB="0" distL="114300" distR="114300" simplePos="0" relativeHeight="251658241" behindDoc="0" locked="0" layoutInCell="1" allowOverlap="1" wp14:anchorId="5EEADF26" wp14:editId="737F8D38">
                   <wp:simplePos x="0" y="0"/>
                   <wp:positionH relativeFrom="column">
                     <wp:posOffset>-4445</wp:posOffset>
@@ -2165,7 +2291,7 @@
                 <w:szCs w:val="24"/>
               </w:rPr>
               <w:drawing>
-                <wp:anchor distT="0" distB="0" distL="114300" distR="114300" simplePos="0" relativeHeight="251699200" behindDoc="0" locked="0" layoutInCell="1" allowOverlap="1" wp14:anchorId="72D1ED1C" wp14:editId="7A823950">
+                <wp:anchor distT="0" distB="0" distL="114300" distR="114300" simplePos="0" relativeHeight="251658242" behindDoc="0" locked="0" layoutInCell="1" allowOverlap="1" wp14:anchorId="72D1ED1C" wp14:editId="7A823950">
                   <wp:simplePos x="0" y="0"/>
                   <wp:positionH relativeFrom="column">
                     <wp:posOffset>0</wp:posOffset>
@@ -3365,7 +3491,7 @@
                 <w:szCs w:val="24"/>
               </w:rPr>
               <w:drawing>
-                <wp:anchor distT="0" distB="0" distL="114300" distR="114300" simplePos="0" relativeHeight="251701248" behindDoc="0" locked="0" layoutInCell="1" allowOverlap="1" wp14:anchorId="6C3A6983" wp14:editId="17EEAF31">
+                <wp:anchor distT="0" distB="0" distL="114300" distR="114300" simplePos="0" relativeHeight="251658243" behindDoc="0" locked="0" layoutInCell="1" allowOverlap="1" wp14:anchorId="6C3A6983" wp14:editId="17EEAF31">
                   <wp:simplePos x="0" y="0"/>
                   <wp:positionH relativeFrom="column">
                     <wp:posOffset>-4445</wp:posOffset>
@@ -4303,7 +4429,7 @@
                 <w:szCs w:val="24"/>
               </w:rPr>
               <w:drawing>
-                <wp:anchor distT="0" distB="0" distL="114300" distR="114300" simplePos="0" relativeHeight="251703296" behindDoc="0" locked="0" layoutInCell="1" allowOverlap="1" wp14:anchorId="613E90D0" wp14:editId="3846551A">
+                <wp:anchor distT="0" distB="0" distL="114300" distR="114300" simplePos="0" relativeHeight="251658244" behindDoc="0" locked="0" layoutInCell="1" allowOverlap="1" wp14:anchorId="613E90D0" wp14:editId="3846551A">
                   <wp:simplePos x="0" y="0"/>
                   <wp:positionH relativeFrom="column">
                     <wp:posOffset>-4445</wp:posOffset>
@@ -6697,8 +6823,6 @@
   <w:style w:type="table" w:default="1" w:styleId="Tabelanormal">
     <w:name w:val="Normal Table"/>
     <w:uiPriority w:val="99"/>
-    <w:semiHidden/>
-    <w:unhideWhenUsed/>
     <w:tblPr>
       <w:tblInd w:w="0" w:type="dxa"/>
       <w:tblCellMar>

--- a/automato/SIS.docx
+++ b/automato/SIS.docx
@@ -1291,7 +1291,18 @@
                 <w:sz w:val="24"/>
                 <w:szCs w:val="24"/>
               </w:rPr>
-              <w:t>saiba mais</w:t>
+              <w:t>TEXTO</w:t>
+            </w:r>
+            <w:r>
+              <w:rPr>
+                <w:rFonts w:ascii="Arial" w:eastAsia="Arial" w:hAnsi="Arial" w:cs="Arial"/>
+                <w:b/>
+                <w:bCs/>
+                <w:color w:val="EE0000"/>
+                <w:sz w:val="24"/>
+                <w:szCs w:val="24"/>
+              </w:rPr>
+              <w:t>COMIMAGEM</w:t>
             </w:r>
             <w:r>
               <w:rPr>

--- a/automato/SIS.docx
+++ b/automato/SIS.docx
@@ -973,33 +973,7 @@
                 <w:sz w:val="26"/>
                 <w:szCs w:val="26"/>
               </w:rPr>
-              <w:t>Esse é um teste de título</w:t>
-            </w:r>
-            <w:r>
-              <w:rPr>
-                <w:rFonts w:ascii="Arial" w:hAnsi="Arial" w:cs="Arial"/>
-                <w:sz w:val="26"/>
-                <w:szCs w:val="26"/>
-              </w:rPr>
-              <w:t xml:space="preserve"> </w:t>
-            </w:r>
-            <w:proofErr w:type="spellStart"/>
-            <w:r>
-              <w:rPr>
-                <w:rFonts w:ascii="Arial" w:hAnsi="Arial" w:cs="Arial"/>
-                <w:sz w:val="26"/>
-                <w:szCs w:val="26"/>
-              </w:rPr>
-              <w:t>Lavosier</w:t>
-            </w:r>
-            <w:proofErr w:type="spellEnd"/>
-            <w:r>
-              <w:rPr>
-                <w:rFonts w:ascii="Arial" w:hAnsi="Arial" w:cs="Arial"/>
-                <w:sz w:val="26"/>
-                <w:szCs w:val="26"/>
-              </w:rPr>
-              <w:t>.</w:t>
+              <w:t>Tópico 1</w:t>
             </w:r>
           </w:p>
           <w:p/>
@@ -2993,7 +2967,7 @@
                 <w:sz w:val="26"/>
                 <w:szCs w:val="26"/>
               </w:rPr>
-              <w:t>Esse é um teste de título</w:t>
+              <w:t xml:space="preserve">Tópico </w:t>
             </w:r>
             <w:r>
               <w:rPr>
@@ -3001,25 +2975,7 @@
                 <w:sz w:val="26"/>
                 <w:szCs w:val="26"/>
               </w:rPr>
-              <w:t xml:space="preserve"> </w:t>
-            </w:r>
-            <w:proofErr w:type="spellStart"/>
-            <w:r>
-              <w:rPr>
-                <w:rFonts w:ascii="Arial" w:hAnsi="Arial" w:cs="Arial"/>
-                <w:sz w:val="26"/>
-                <w:szCs w:val="26"/>
-              </w:rPr>
-              <w:t>Lavosier</w:t>
-            </w:r>
-            <w:proofErr w:type="spellEnd"/>
-            <w:r>
-              <w:rPr>
-                <w:rFonts w:ascii="Arial" w:hAnsi="Arial" w:cs="Arial"/>
-                <w:sz w:val="26"/>
-                <w:szCs w:val="26"/>
-              </w:rPr>
-              <w:t>.</w:t>
+              <w:t>2</w:t>
             </w:r>
           </w:p>
           <w:p/>
@@ -4269,6 +4225,68 @@
             <w:pPr>
               <w:rPr>
                 <w:rFonts w:ascii="Arial" w:eastAsia="Arial" w:hAnsi="Arial" w:cs="Arial"/>
+                <w:b/>
+                <w:bCs/>
+                <w:color w:val="EE0000"/>
+                <w:sz w:val="24"/>
+                <w:szCs w:val="24"/>
+              </w:rPr>
+            </w:pPr>
+          </w:p>
+          <w:p>
+            <w:pPr>
+              <w:pStyle w:val="Ttulo1"/>
+              <w:rPr>
+                <w:rFonts w:ascii="Arial" w:hAnsi="Arial" w:cs="Arial"/>
+                <w:sz w:val="26"/>
+                <w:szCs w:val="26"/>
+              </w:rPr>
+            </w:pPr>
+            <w:r>
+              <w:rPr>
+                <w:rFonts w:ascii="Arial" w:hAnsi="Arial" w:cs="Arial"/>
+                <w:sz w:val="26"/>
+                <w:szCs w:val="26"/>
+              </w:rPr>
+              <w:t xml:space="preserve">Tópico </w:t>
+            </w:r>
+            <w:r>
+              <w:rPr>
+                <w:rFonts w:ascii="Arial" w:hAnsi="Arial" w:cs="Arial"/>
+                <w:sz w:val="26"/>
+                <w:szCs w:val="26"/>
+              </w:rPr>
+              <w:t>3</w:t>
+            </w:r>
+          </w:p>
+          <w:p>
+            <w:pPr>
+              <w:rPr>
+                <w:rFonts w:ascii="Arial" w:eastAsia="Arial" w:hAnsi="Arial" w:cs="Arial"/>
+                <w:b/>
+                <w:bCs/>
+                <w:color w:val="EE0000"/>
+                <w:sz w:val="24"/>
+                <w:szCs w:val="24"/>
+              </w:rPr>
+            </w:pPr>
+          </w:p>
+          <w:p>
+            <w:pPr>
+              <w:rPr>
+                <w:rFonts w:ascii="Arial" w:eastAsia="Arial" w:hAnsi="Arial" w:cs="Arial"/>
+                <w:b/>
+                <w:bCs/>
+                <w:color w:val="EE0000"/>
+                <w:sz w:val="24"/>
+                <w:szCs w:val="24"/>
+              </w:rPr>
+            </w:pPr>
+          </w:p>
+          <w:p>
+            <w:pPr>
+              <w:rPr>
+                <w:rFonts w:ascii="Arial" w:eastAsia="Arial" w:hAnsi="Arial" w:cs="Arial"/>
                 <w:sz w:val="24"/>
                 <w:szCs w:val="24"/>
               </w:rPr>
@@ -4413,40 +4431,18 @@
                 <w:rFonts w:ascii="Arial" w:eastAsia="Arial" w:hAnsi="Arial" w:cs="Arial"/>
                 <w:b/>
                 <w:bCs/>
-                <w:color w:val="EE0000"/>
-                <w:sz w:val="24"/>
-                <w:szCs w:val="24"/>
-              </w:rPr>
-              <w:t>(frente)</w:t>
-            </w:r>
-          </w:p>
-          <w:p>
-            <w:pPr>
-              <w:rPr>
-                <w:rFonts w:ascii="Arial" w:eastAsia="Arial" w:hAnsi="Arial" w:cs="Arial"/>
-                <w:b/>
-                <w:bCs/>
-                <w:sz w:val="24"/>
-                <w:szCs w:val="24"/>
-              </w:rPr>
-            </w:pPr>
-            <w:r>
-              <w:rPr>
-                <w:rFonts w:ascii="Arial" w:eastAsia="Arial" w:hAnsi="Arial" w:cs="Arial"/>
-                <w:b/>
-                <w:bCs/>
                 <w:noProof/>
                 <w:sz w:val="24"/>
                 <w:szCs w:val="24"/>
               </w:rPr>
               <w:drawing>
-                <wp:anchor distT="0" distB="0" distL="114300" distR="114300" simplePos="0" relativeHeight="251658244" behindDoc="0" locked="0" layoutInCell="1" allowOverlap="1" wp14:anchorId="613E90D0" wp14:editId="3846551A">
+                <wp:anchor distT="0" distB="0" distL="114300" distR="114300" simplePos="0" relativeHeight="251658244" behindDoc="0" locked="0" layoutInCell="1" allowOverlap="1" wp14:anchorId="613E90D0" wp14:editId="2FB7E37F">
                   <wp:simplePos x="0" y="0"/>
                   <wp:positionH relativeFrom="column">
-                    <wp:posOffset>-4445</wp:posOffset>
+                    <wp:posOffset>-2066290</wp:posOffset>
                   </wp:positionH>
                   <wp:positionV relativeFrom="page">
-                    <wp:posOffset>890905</wp:posOffset>
+                    <wp:posOffset>3060065</wp:posOffset>
                   </wp:positionV>
                   <wp:extent cx="2896235" cy="1842770"/>
                   <wp:effectExtent l="0" t="0" r="0" b="5080"/>
@@ -4499,6 +4495,28 @@
                 </wp:anchor>
               </w:drawing>
             </w:r>
+            <w:r>
+              <w:rPr>
+                <w:rFonts w:ascii="Arial" w:eastAsia="Arial" w:hAnsi="Arial" w:cs="Arial"/>
+                <w:b/>
+                <w:bCs/>
+                <w:color w:val="EE0000"/>
+                <w:sz w:val="24"/>
+                <w:szCs w:val="24"/>
+              </w:rPr>
+              <w:t>(frente)</w:t>
+            </w:r>
+          </w:p>
+          <w:p>
+            <w:pPr>
+              <w:rPr>
+                <w:rFonts w:ascii="Arial" w:eastAsia="Arial" w:hAnsi="Arial" w:cs="Arial"/>
+                <w:b/>
+                <w:bCs/>
+                <w:sz w:val="24"/>
+                <w:szCs w:val="24"/>
+              </w:rPr>
+            </w:pPr>
           </w:p>
           <w:p>
             <w:pPr>
@@ -4777,7 +4795,7 @@
                 <w:szCs w:val="24"/>
               </w:rPr>
               <w:lastRenderedPageBreak/>
-              <w:t>3</w:t>
+              <w:t>2</w:t>
             </w:r>
           </w:p>
         </w:tc>
@@ -4831,171 +4849,16 @@
                 <w:szCs w:val="24"/>
               </w:rPr>
             </w:pPr>
-            <w:r>
-              <w:rPr>
-                <w:rFonts w:ascii="Arial" w:eastAsia="Arial" w:hAnsi="Arial" w:cs="Arial"/>
-                <w:b/>
-                <w:bCs/>
-                <w:color w:val="EE0000"/>
-                <w:sz w:val="24"/>
-                <w:szCs w:val="24"/>
-              </w:rPr>
-              <w:t>&lt;</w:t>
-            </w:r>
-            <w:r>
-              <w:rPr>
-                <w:rFonts w:ascii="Arial" w:eastAsia="Arial" w:hAnsi="Arial" w:cs="Arial"/>
-                <w:b/>
-                <w:bCs/>
-                <w:color w:val="EE0000"/>
-                <w:sz w:val="24"/>
-                <w:szCs w:val="24"/>
-              </w:rPr>
-              <w:t>Check-tela5</w:t>
-            </w:r>
-            <w:r>
-              <w:rPr>
-                <w:rFonts w:ascii="Arial" w:eastAsia="Arial" w:hAnsi="Arial" w:cs="Arial"/>
-                <w:b/>
-                <w:bCs/>
-                <w:color w:val="EE0000"/>
-                <w:sz w:val="24"/>
-                <w:szCs w:val="24"/>
-              </w:rPr>
-              <w:t>&gt;</w:t>
-            </w:r>
-          </w:p>
-          <w:p>
-            <w:pPr>
-              <w:numPr>
-                <w:ilvl w:val="0"/>
-                <w:numId w:val="1"/>
-              </w:numPr>
-              <w:jc w:val="both"/>
-              <w:rPr>
-                <w:rFonts w:ascii="Arial" w:eastAsia="Arial" w:hAnsi="Arial" w:cs="Arial"/>
-                <w:sz w:val="24"/>
-                <w:szCs w:val="24"/>
-              </w:rPr>
-            </w:pPr>
-            <w:r>
-              <w:rPr>
-                <w:rFonts w:ascii="Arial" w:eastAsia="Arial" w:hAnsi="Arial" w:cs="Arial"/>
-                <w:sz w:val="24"/>
-                <w:szCs w:val="24"/>
-              </w:rPr>
-              <w:t>Compreender o conceito de senescência e o de senilidade;</w:t>
-            </w:r>
-          </w:p>
-          <w:p>
-            <w:pPr>
-              <w:numPr>
-                <w:ilvl w:val="0"/>
-                <w:numId w:val="1"/>
-              </w:numPr>
-              <w:jc w:val="both"/>
-              <w:rPr>
-                <w:rFonts w:ascii="Arial" w:eastAsia="Arial" w:hAnsi="Arial" w:cs="Arial"/>
-                <w:sz w:val="24"/>
-                <w:szCs w:val="24"/>
-              </w:rPr>
-            </w:pPr>
-            <w:r>
-              <w:rPr>
-                <w:rFonts w:ascii="Arial" w:eastAsia="Arial" w:hAnsi="Arial" w:cs="Arial"/>
-                <w:sz w:val="24"/>
-                <w:szCs w:val="24"/>
-              </w:rPr>
-              <w:t>Identificar as características físicas do indivíduo durante o envelhecimento;</w:t>
-            </w:r>
-          </w:p>
-          <w:p>
-            <w:pPr>
-              <w:numPr>
-                <w:ilvl w:val="0"/>
-                <w:numId w:val="1"/>
-              </w:numPr>
-              <w:jc w:val="both"/>
-              <w:rPr>
-                <w:rFonts w:ascii="Arial" w:eastAsia="Arial" w:hAnsi="Arial" w:cs="Arial"/>
-                <w:sz w:val="24"/>
-                <w:szCs w:val="24"/>
-              </w:rPr>
-            </w:pPr>
-            <w:r>
-              <w:rPr>
-                <w:rFonts w:ascii="Arial" w:eastAsia="Arial" w:hAnsi="Arial" w:cs="Arial"/>
-                <w:sz w:val="24"/>
-                <w:szCs w:val="24"/>
-              </w:rPr>
-              <w:t>Conhecer o modelo de avaliação da capacidade funcional do idoso na atenção básica de saúde;</w:t>
-            </w:r>
-          </w:p>
-          <w:p>
-            <w:pPr>
-              <w:numPr>
-                <w:ilvl w:val="0"/>
-                <w:numId w:val="1"/>
-              </w:numPr>
-              <w:jc w:val="both"/>
-              <w:rPr>
-                <w:rFonts w:ascii="Arial" w:eastAsia="Arial" w:hAnsi="Arial" w:cs="Arial"/>
-                <w:sz w:val="24"/>
-                <w:szCs w:val="24"/>
-              </w:rPr>
-            </w:pPr>
-            <w:r>
-              <w:rPr>
-                <w:rFonts w:ascii="Arial" w:eastAsia="Arial" w:hAnsi="Arial" w:cs="Arial"/>
-                <w:sz w:val="24"/>
-                <w:szCs w:val="24"/>
-              </w:rPr>
-              <w:t>Dominar as atribuições do agente comunitário de saúde no atendimento às necessidades físicas durante o envelhecimento.</w:t>
-            </w:r>
-          </w:p>
-          <w:p>
-            <w:pPr>
-              <w:rPr>
-                <w:rFonts w:ascii="Arial" w:eastAsia="Arial" w:hAnsi="Arial" w:cs="Arial"/>
-                <w:b/>
-                <w:bCs/>
-                <w:color w:val="EE0000"/>
-                <w:sz w:val="24"/>
-                <w:szCs w:val="24"/>
-              </w:rPr>
-            </w:pPr>
-            <w:r>
-              <w:rPr>
-                <w:rFonts w:ascii="Arial" w:eastAsia="Arial" w:hAnsi="Arial" w:cs="Arial"/>
-                <w:b/>
-                <w:bCs/>
-                <w:color w:val="EE0000"/>
-                <w:sz w:val="24"/>
-                <w:szCs w:val="24"/>
-              </w:rPr>
-              <w:t>&lt;</w:t>
-            </w:r>
-            <w:r>
-              <w:rPr>
-                <w:rFonts w:ascii="Arial" w:eastAsia="Arial" w:hAnsi="Arial" w:cs="Arial"/>
-                <w:b/>
-                <w:bCs/>
-                <w:color w:val="EE0000"/>
-                <w:sz w:val="24"/>
-                <w:szCs w:val="24"/>
-              </w:rPr>
-              <w:t>Check-tela5</w:t>
-            </w:r>
-            <w:r>
-              <w:rPr>
-                <w:rFonts w:ascii="Arial" w:eastAsia="Arial" w:hAnsi="Arial" w:cs="Arial"/>
-                <w:b/>
-                <w:bCs/>
-                <w:color w:val="EE0000"/>
-                <w:sz w:val="24"/>
-                <w:szCs w:val="24"/>
-              </w:rPr>
-              <w:t>&gt;</w:t>
+          </w:p>
+          <w:p>
+            <w:pPr>
+              <w:pStyle w:val="Ttulo1"/>
+              <w:rPr>
+                <w:color w:val="EE0000"/>
+              </w:rPr>
+            </w:pPr>
+            <w:r>
+              <w:t>Vando pinto</w:t>
             </w:r>
           </w:p>
         </w:tc>
@@ -6834,6 +6697,8 @@
   <w:style w:type="table" w:default="1" w:styleId="Tabelanormal">
     <w:name w:val="Normal Table"/>
     <w:uiPriority w:val="99"/>
+    <w:semiHidden/>
+    <w:unhideWhenUsed/>
     <w:tblPr>
       <w:tblInd w:w="0" w:type="dxa"/>
       <w:tblCellMar>

--- a/automato/SIS.docx
+++ b/automato/SIS.docx
@@ -922,29 +922,7 @@
                 <w:sz w:val="24"/>
                 <w:szCs w:val="24"/>
               </w:rPr>
-              <w:t>APRESENTA</w:t>
-            </w:r>
-            <w:r>
-              <w:rPr>
-                <w:rFonts w:ascii="Arial" w:eastAsia="Arial" w:hAnsi="Arial" w:cs="Arial"/>
-                <w:b/>
-                <w:bCs/>
-                <w:color w:val="EE0000"/>
-                <w:sz w:val="24"/>
-                <w:szCs w:val="24"/>
-              </w:rPr>
-              <w:t>CA</w:t>
-            </w:r>
-            <w:r>
-              <w:rPr>
-                <w:rFonts w:ascii="Arial" w:eastAsia="Arial" w:hAnsi="Arial" w:cs="Arial"/>
-                <w:b/>
-                <w:bCs/>
-                <w:color w:val="EE0000"/>
-                <w:sz w:val="24"/>
-                <w:szCs w:val="24"/>
-              </w:rPr>
-              <w:t>O</w:t>
+              <w:t>vando</w:t>
             </w:r>
             <w:r>
               <w:rPr>
@@ -2111,7 +2089,40 @@
                 <w:sz w:val="24"/>
                 <w:szCs w:val="24"/>
               </w:rPr>
-              <w:t>texto</w:t>
+              <w:t xml:space="preserve"> </w:t>
+            </w:r>
+            <w:r>
+              <w:rPr>
+                <w:rFonts w:ascii="Arial" w:eastAsia="Arial" w:hAnsi="Arial" w:cs="Arial"/>
+                <w:b/>
+                <w:bCs/>
+                <w:color w:val="EE0000"/>
+                <w:sz w:val="24"/>
+                <w:szCs w:val="24"/>
+              </w:rPr>
+              <w:t>TEXTO</w:t>
+            </w:r>
+            <w:r>
+              <w:rPr>
+                <w:rFonts w:ascii="Arial" w:eastAsia="Arial" w:hAnsi="Arial" w:cs="Arial"/>
+                <w:b/>
+                <w:bCs/>
+                <w:color w:val="EE0000"/>
+                <w:sz w:val="24"/>
+                <w:szCs w:val="24"/>
+              </w:rPr>
+              <w:t>COMIMAGEM</w:t>
+            </w:r>
+            <w:r>
+              <w:rPr>
+                <w:rFonts w:ascii="Arial" w:eastAsia="Arial" w:hAnsi="Arial" w:cs="Arial"/>
+                <w:b/>
+                <w:bCs/>
+                <w:color w:val="EE0000"/>
+                <w:sz w:val="24"/>
+                <w:szCs w:val="24"/>
+              </w:rPr>
+              <w:t xml:space="preserve"> </w:t>
             </w:r>
             <w:r>
               <w:rPr>
@@ -2967,15 +2978,7 @@
                 <w:sz w:val="26"/>
                 <w:szCs w:val="26"/>
               </w:rPr>
-              <w:t xml:space="preserve">Tópico </w:t>
-            </w:r>
-            <w:r>
-              <w:rPr>
-                <w:rFonts w:ascii="Arial" w:hAnsi="Arial" w:cs="Arial"/>
-                <w:sz w:val="26"/>
-                <w:szCs w:val="26"/>
-              </w:rPr>
-              <w:t>2</w:t>
+              <w:t>Tópico 2</w:t>
             </w:r>
           </w:p>
           <w:p/>
@@ -4248,15 +4251,7 @@
                 <w:sz w:val="26"/>
                 <w:szCs w:val="26"/>
               </w:rPr>
-              <w:t xml:space="preserve">Tópico </w:t>
-            </w:r>
-            <w:r>
-              <w:rPr>
-                <w:rFonts w:ascii="Arial" w:hAnsi="Arial" w:cs="Arial"/>
-                <w:sz w:val="26"/>
-                <w:szCs w:val="26"/>
-              </w:rPr>
-              <w:t>3</w:t>
+              <w:t>Tópico 3</w:t>
             </w:r>
           </w:p>
           <w:p>

--- a/automato/SIS.docx
+++ b/automato/SIS.docx
@@ -223,7 +223,93 @@
                 <w:sz w:val="24"/>
                 <w:szCs w:val="24"/>
               </w:rPr>
+              <w:t>Curso:</w:t>
+            </w:r>
+          </w:p>
+        </w:tc>
+        <w:tc>
+          <w:tcPr>
+            <w:tcW w:w="13737" w:type="dxa"/>
+            <w:gridSpan w:val="4"/>
+            <w:tcBorders>
+              <w:top w:val="single" w:sz="6" w:space="0" w:color="4F81BD"/>
+              <w:left w:val="single" w:sz="6" w:space="0" w:color="4F81BD"/>
+              <w:bottom w:val="single" w:sz="6" w:space="0" w:color="4F81BD"/>
+              <w:right w:val="single" w:sz="6" w:space="0" w:color="4F81BD"/>
+            </w:tcBorders>
+            <w:shd w:val="clear" w:color="auto" w:fill="B8CCE4"/>
+            <w:vAlign w:val="center"/>
+          </w:tcPr>
+          <w:p>
+            <w:pPr>
+              <w:rPr>
+                <w:rFonts w:ascii="Arial" w:eastAsia="Arial" w:hAnsi="Arial" w:cs="Arial"/>
+                <w:b/>
+                <w:bCs/>
+                <w:sz w:val="24"/>
+                <w:szCs w:val="24"/>
+              </w:rPr>
+            </w:pPr>
+            <w:r>
+              <w:rPr>
+                <w:rFonts w:ascii="Arial" w:eastAsia="Arial" w:hAnsi="Arial" w:cs="Arial"/>
+                <w:b/>
+                <w:bCs/>
+                <w:sz w:val="24"/>
+                <w:szCs w:val="24"/>
+              </w:rPr>
+              <w:t>Sistemas de Instalações Sanitárias</w:t>
+            </w:r>
+          </w:p>
+        </w:tc>
+      </w:tr>
+      <w:tr>
+        <w:trPr>
+          <w:trHeight w:val="280"/>
+          <w:jc w:val="center"/>
+        </w:trPr>
+        <w:tc>
+          <w:tcPr>
+            <w:tcW w:w="1833" w:type="dxa"/>
+            <w:tcBorders>
+              <w:top w:val="single" w:sz="6" w:space="0" w:color="4F81BD"/>
+              <w:left w:val="single" w:sz="6" w:space="0" w:color="4F81BD"/>
+              <w:bottom w:val="single" w:sz="6" w:space="0" w:color="4F81BD"/>
+              <w:right w:val="single" w:sz="6" w:space="0" w:color="4F81BD"/>
+            </w:tcBorders>
+            <w:shd w:val="clear" w:color="auto" w:fill="B8CCE4"/>
+            <w:vAlign w:val="center"/>
+          </w:tcPr>
+          <w:p>
+            <w:pPr>
+              <w:jc w:val="center"/>
+              <w:rPr>
+                <w:rFonts w:ascii="Arial" w:eastAsia="Arial" w:hAnsi="Arial" w:cs="Arial"/>
+                <w:b/>
+                <w:bCs/>
+                <w:sz w:val="24"/>
+                <w:szCs w:val="24"/>
+              </w:rPr>
+            </w:pPr>
+            <w:r>
+              <w:rPr>
+                <w:rFonts w:ascii="Arial" w:eastAsia="Arial" w:hAnsi="Arial" w:cs="Arial"/>
+                <w:b/>
+                <w:bCs/>
+                <w:sz w:val="24"/>
+                <w:szCs w:val="24"/>
+              </w:rPr>
               <w:t>Nome Lição</w:t>
+            </w:r>
+            <w:r>
+              <w:rPr>
+                <w:rFonts w:ascii="Arial" w:eastAsia="Arial" w:hAnsi="Arial" w:cs="Arial"/>
+                <w:b/>
+                <w:bCs/>
+                <w:sz w:val="24"/>
+                <w:szCs w:val="24"/>
+              </w:rPr>
+              <w:t>:</w:t>
             </w:r>
           </w:p>
         </w:tc>
@@ -913,6 +999,7 @@
               </w:rPr>
               <w:t>&lt;</w:t>
             </w:r>
+            <w:proofErr w:type="spellStart"/>
             <w:r>
               <w:rPr>
                 <w:rFonts w:ascii="Arial" w:eastAsia="Arial" w:hAnsi="Arial" w:cs="Arial"/>
@@ -924,6 +1011,7 @@
               </w:rPr>
               <w:t>vando</w:t>
             </w:r>
+            <w:proofErr w:type="spellEnd"/>
             <w:r>
               <w:rPr>
                 <w:rFonts w:ascii="Arial" w:eastAsia="Arial" w:hAnsi="Arial" w:cs="Arial"/>
@@ -952,6 +1040,14 @@
                 <w:szCs w:val="26"/>
               </w:rPr>
               <w:t>Tópico 1</w:t>
+            </w:r>
+            <w:r>
+              <w:rPr>
+                <w:rFonts w:ascii="Arial" w:hAnsi="Arial" w:cs="Arial"/>
+                <w:sz w:val="26"/>
+                <w:szCs w:val="26"/>
+              </w:rPr>
+              <w:t xml:space="preserve"> testes</w:t>
             </w:r>
           </w:p>
           <w:p/>
@@ -2243,7 +2339,6 @@
                 <w:sz w:val="24"/>
                 <w:szCs w:val="24"/>
               </w:rPr>
-              <w:lastRenderedPageBreak/>
               <w:t>&lt;</w:t>
             </w:r>
             <w:r>
@@ -2979,6 +3074,14 @@
                 <w:szCs w:val="26"/>
               </w:rPr>
               <w:t>Tópico 2</w:t>
+            </w:r>
+            <w:r>
+              <w:rPr>
+                <w:rFonts w:ascii="Arial" w:hAnsi="Arial" w:cs="Arial"/>
+                <w:sz w:val="26"/>
+                <w:szCs w:val="26"/>
+              </w:rPr>
+              <w:t xml:space="preserve"> teste</w:t>
             </w:r>
           </w:p>
           <w:p/>
@@ -4252,6 +4355,14 @@
                 <w:szCs w:val="26"/>
               </w:rPr>
               <w:t>Tópico 3</w:t>
+            </w:r>
+            <w:r>
+              <w:rPr>
+                <w:rFonts w:ascii="Arial" w:hAnsi="Arial" w:cs="Arial"/>
+                <w:sz w:val="26"/>
+                <w:szCs w:val="26"/>
+              </w:rPr>
+              <w:t xml:space="preserve"> teste</w:t>
             </w:r>
           </w:p>
           <w:p>

--- a/automato/SIS.docx
+++ b/automato/SIS.docx
@@ -917,7 +917,7 @@
                 <w:sz w:val="24"/>
                 <w:szCs w:val="24"/>
               </w:rPr>
-              <w:t>Tópico 0</w:t>
+              <w:t>Objetivos</w:t>
             </w:r>
           </w:p>
         </w:tc>
@@ -2953,7 +2953,7 @@
                 <w:sz w:val="24"/>
                 <w:szCs w:val="24"/>
               </w:rPr>
-              <w:t>Tópico 1</w:t>
+              <w:t>Novo tópico</w:t>
             </w:r>
           </w:p>
         </w:tc>

--- a/automato/SIS.docx
+++ b/automato/SIS.docx
@@ -918,6 +918,16 @@
                 <w:szCs w:val="24"/>
               </w:rPr>
               <w:t>Objetivos</w:t>
+            </w:r>
+            <w:r>
+              <w:rPr>
+                <w:rFonts w:ascii="Arial" w:eastAsia="Arial" w:hAnsi="Arial" w:cs="Arial"/>
+                <w:b/>
+                <w:bCs/>
+                <w:sz w:val="24"/>
+                <w:szCs w:val="24"/>
+              </w:rPr>
+              <w:t xml:space="preserve"> 2</w:t>
             </w:r>
           </w:p>
         </w:tc>

--- a/automato/SIS.docx
+++ b/automato/SIS.docx
@@ -299,17 +299,7 @@
                 <w:sz w:val="24"/>
                 <w:szCs w:val="24"/>
               </w:rPr>
-              <w:t>Nome Lição</w:t>
-            </w:r>
-            <w:r>
-              <w:rPr>
-                <w:rFonts w:ascii="Arial" w:eastAsia="Arial" w:hAnsi="Arial" w:cs="Arial"/>
-                <w:b/>
-                <w:bCs/>
-                <w:sz w:val="24"/>
-                <w:szCs w:val="24"/>
-              </w:rPr>
-              <w:t>:</w:t>
+              <w:t>Nome Lição:</w:t>
             </w:r>
           </w:p>
         </w:tc>
@@ -2195,40 +2185,18 @@
                 <w:sz w:val="24"/>
                 <w:szCs w:val="24"/>
               </w:rPr>
-              <w:t xml:space="preserve"> </w:t>
-            </w:r>
-            <w:r>
-              <w:rPr>
-                <w:rFonts w:ascii="Arial" w:eastAsia="Arial" w:hAnsi="Arial" w:cs="Arial"/>
-                <w:b/>
-                <w:bCs/>
-                <w:color w:val="EE0000"/>
-                <w:sz w:val="24"/>
-                <w:szCs w:val="24"/>
-              </w:rPr>
-              <w:t>TEXTO</w:t>
-            </w:r>
-            <w:r>
-              <w:rPr>
-                <w:rFonts w:ascii="Arial" w:eastAsia="Arial" w:hAnsi="Arial" w:cs="Arial"/>
-                <w:b/>
-                <w:bCs/>
-                <w:color w:val="EE0000"/>
-                <w:sz w:val="24"/>
-                <w:szCs w:val="24"/>
-              </w:rPr>
-              <w:t>COMIMAGEM</w:t>
-            </w:r>
-            <w:r>
-              <w:rPr>
-                <w:rFonts w:ascii="Arial" w:eastAsia="Arial" w:hAnsi="Arial" w:cs="Arial"/>
-                <w:b/>
-                <w:bCs/>
-                <w:color w:val="EE0000"/>
-                <w:sz w:val="24"/>
-                <w:szCs w:val="24"/>
-              </w:rPr>
-              <w:t xml:space="preserve"> </w:t>
+              <w:t xml:space="preserve"> TEXTO</w:t>
+            </w:r>
+            <w:r>
+              <w:rPr>
+                <w:rFonts w:ascii="Arial" w:eastAsia="Arial" w:hAnsi="Arial" w:cs="Arial"/>
+                <w:b/>
+                <w:bCs/>
+                <w:color w:val="EE0000"/>
+                <w:sz w:val="24"/>
+                <w:szCs w:val="24"/>
+              </w:rPr>
+              <w:t xml:space="preserve">COMIMAGEM </w:t>
             </w:r>
             <w:r>
               <w:rPr>

--- a/automato/SIS.docx
+++ b/automato/SIS.docx
@@ -410,7 +410,17 @@
                 <w:sz w:val="24"/>
                 <w:szCs w:val="24"/>
               </w:rPr>
-              <w:t>SIS</w:t>
+              <w:t>AB</w:t>
+            </w:r>
+            <w:r>
+              <w:rPr>
+                <w:rFonts w:ascii="Arial" w:eastAsia="Arial" w:hAnsi="Arial" w:cs="Arial"/>
+                <w:b/>
+                <w:bCs/>
+                <w:sz w:val="24"/>
+                <w:szCs w:val="24"/>
+              </w:rPr>
+              <w:t>B</w:t>
             </w:r>
           </w:p>
         </w:tc>
@@ -590,7 +600,7 @@
                 <w:sz w:val="24"/>
                 <w:szCs w:val="24"/>
               </w:rPr>
-              <w:t>1</w:t>
+              <w:t>2</w:t>
             </w:r>
           </w:p>
         </w:tc>

--- a/automato/SIS.docx
+++ b/automato/SIS.docx
@@ -410,17 +410,7 @@
                 <w:sz w:val="24"/>
                 <w:szCs w:val="24"/>
               </w:rPr>
-              <w:t>AB</w:t>
-            </w:r>
-            <w:r>
-              <w:rPr>
-                <w:rFonts w:ascii="Arial" w:eastAsia="Arial" w:hAnsi="Arial" w:cs="Arial"/>
-                <w:b/>
-                <w:bCs/>
-                <w:sz w:val="24"/>
-                <w:szCs w:val="24"/>
-              </w:rPr>
-              <w:t>B</w:t>
+              <w:t>SIS</w:t>
             </w:r>
           </w:p>
         </w:tc>
@@ -600,7 +590,7 @@
                 <w:sz w:val="24"/>
                 <w:szCs w:val="24"/>
               </w:rPr>
-              <w:t>2</w:t>
+              <w:t>1</w:t>
             </w:r>
           </w:p>
         </w:tc>

--- a/automato/SIS.docx
+++ b/automato/SIS.docx
@@ -590,7 +590,7 @@
                 <w:sz w:val="24"/>
                 <w:szCs w:val="24"/>
               </w:rPr>
-              <w:t>1</w:t>
+              <w:t>2</w:t>
             </w:r>
           </w:p>
         </w:tc>

--- a/automato/SIS.docx
+++ b/automato/SIS.docx
@@ -590,7 +590,7 @@
                 <w:sz w:val="24"/>
                 <w:szCs w:val="24"/>
               </w:rPr>
-              <w:t>2</w:t>
+              <w:t>1</w:t>
             </w:r>
           </w:p>
         </w:tc>

--- a/automato/SIS.docx
+++ b/automato/SIS.docx
@@ -410,7 +410,7 @@
                 <w:sz w:val="24"/>
                 <w:szCs w:val="24"/>
               </w:rPr>
-              <w:t>SIS</w:t>
+              <w:t>ABC</w:t>
             </w:r>
           </w:p>
         </w:tc>

--- a/automato/SIS.docx
+++ b/automato/SIS.docx
@@ -590,7 +590,7 @@
                 <w:sz w:val="24"/>
                 <w:szCs w:val="24"/>
               </w:rPr>
-              <w:t>1</w:t>
+              <w:t>6</w:t>
             </w:r>
           </w:p>
         </w:tc>

--- a/automato/SIS.docx
+++ b/automato/SIS.docx
@@ -590,7 +590,7 @@
                 <w:sz w:val="24"/>
                 <w:szCs w:val="24"/>
               </w:rPr>
-              <w:t>6</w:t>
+              <w:t>1</w:t>
             </w:r>
           </w:p>
         </w:tc>
